--- a/UD3/ACT.7 ARQUITECTURA HEXAGONAL/SPEECH.docx
+++ b/UD3/ACT.7 ARQUITECTURA HEXAGONAL/SPEECH.docx
@@ -173,43 +173,71 @@
       </w:r>
     </w:p>
     <w:p>
-      <w:r>
+      <w:pPr>
+        <w:rPr>
+          <w:highlight w:val="yellow"/>
+        </w:rPr>
+      </w:pPr>
+      <w:r>
+        <w:rPr>
+          <w:highlight w:val="yellow"/>
+        </w:rPr>
         <w:t>DIAPOSITIVA 5:</w:t>
       </w:r>
     </w:p>
     <w:p>
       <w:r>
+        <w:rPr>
+          <w:highlight w:val="yellow"/>
+        </w:rPr>
         <w:t xml:space="preserve">Una vez que el hexágono ha procesado la matrícula, necesita guardarla. Pero recordad: el corazón del sistema no sabe qué es SQL o </w:t>
       </w:r>
       <w:proofErr w:type="spellStart"/>
       <w:r>
+        <w:rPr>
+          <w:highlight w:val="yellow"/>
+        </w:rPr>
         <w:t>MongoDB</w:t>
       </w:r>
       <w:proofErr w:type="spellEnd"/>
       <w:r>
+        <w:rPr>
+          <w:highlight w:val="yellow"/>
+        </w:rPr>
         <w:t xml:space="preserve">. Por eso, usa un </w:t>
       </w:r>
       <w:r>
         <w:rPr>
           <w:b/>
           <w:bCs/>
+          <w:highlight w:val="yellow"/>
         </w:rPr>
         <w:t>Puerto de Salida</w:t>
       </w:r>
       <w:r>
+        <w:rPr>
+          <w:highlight w:val="yellow"/>
+        </w:rPr>
         <w:t xml:space="preserve">. Aquí 'enchufamos' un adaptador que sí sabe hablar con la base de datos real (por ejemplo, usando </w:t>
       </w:r>
       <w:r>
         <w:rPr>
           <w:b/>
           <w:bCs/>
+          <w:highlight w:val="yellow"/>
         </w:rPr>
         <w:t>Spring Data JPA</w:t>
       </w:r>
       <w:r>
+        <w:rPr>
+          <w:highlight w:val="yellow"/>
+        </w:rPr>
         <w:t>). Este adaptador coge los datos limpios del hexágono y los traduce al lenguaje de la base de datos para guardarlos de forma persistente y segura, como veis en este flujo constante de luz</w:t>
       </w:r>
       <w:r>
+        <w:rPr>
+          <w:highlight w:val="yellow"/>
+        </w:rPr>
         <w:t>.</w:t>
       </w:r>
     </w:p>
@@ -285,14 +313,7 @@
           <w:b/>
           <w:bCs/>
         </w:rPr>
-        <w:t>desacoplamiento total</w:t>
-      </w:r>
-      <w:r>
-        <w:rPr>
-          <w:b/>
-          <w:bCs/>
-        </w:rPr>
-        <w:t>.</w:t>
+        <w:t>desacoplamiento total.</w:t>
       </w:r>
     </w:p>
     <w:p>
